--- a/THUC_HANH/LAB2/1250080208_CNTT4_Đỗ Tiến Trí _ lab2.docx
+++ b/THUC_HANH/LAB2/1250080208_CNTT4_Đỗ Tiến Trí _ lab2.docx
@@ -38,7 +38,7 @@
           <w:shd w:val="clear" w:color="auto" w:fill="auto"/>
         </w:rPr>
         <w:pict>
-          <v:rect id="_x0000_i1026" o:spt="1" style="height:1.5pt;width:432pt;" fillcolor="#808080" filled="t" stroked="f" coordsize="21600,21600" o:hr="t" o:hrstd="t" o:hrnoshade="t" o:hralign="center">
+          <v:rect id="_x0000_i1025" o:spt="1" style="height:1.5pt;width:432pt;" fillcolor="#808080" filled="t" stroked="f" coordsize="21600,21600" o:hr="t" o:hrstd="t" o:hrnoshade="t" o:hralign="center">
             <v:path/>
             <v:fill on="t" focussize="0,0"/>
             <v:stroke on="f"/>
@@ -569,8 +569,9 @@
           <w:sz w:val="24"/>
           <w:szCs w:val="24"/>
           <w:shd w:val="clear" w:color="auto" w:fill="auto"/>
-        </w:rPr>
-        <w:t>-- câu 1</w:t>
+          <w:lang w:val="vi-VN"/>
+        </w:rPr>
+        <w:t>Câu 1</w:t>
       </w:r>
       <w:r>
         <w:rPr>
@@ -619,8 +620,9 @@
           <w:sz w:val="24"/>
           <w:szCs w:val="24"/>
           <w:shd w:val="clear" w:color="auto" w:fill="auto"/>
-        </w:rPr>
-        <w:t>-- câu 2</w:t>
+          <w:lang w:val="vi-VN"/>
+        </w:rPr>
+        <w:t>Câu 2</w:t>
       </w:r>
       <w:r>
         <w:rPr>
@@ -669,8 +671,9 @@
           <w:sz w:val="24"/>
           <w:szCs w:val="24"/>
           <w:shd w:val="clear" w:color="auto" w:fill="auto"/>
-        </w:rPr>
-        <w:t>-- câu 3</w:t>
+          <w:lang w:val="vi-VN"/>
+        </w:rPr>
+        <w:t>Câu 3</w:t>
       </w:r>
       <w:r>
         <w:rPr>
@@ -799,8 +802,9 @@
           <w:sz w:val="24"/>
           <w:szCs w:val="24"/>
           <w:shd w:val="clear" w:color="auto" w:fill="auto"/>
-        </w:rPr>
-        <w:t>-- câu 4</w:t>
+          <w:lang w:val="vi-VN"/>
+        </w:rPr>
+        <w:t>Câu 4</w:t>
       </w:r>
       <w:r>
         <w:rPr>
@@ -909,8 +913,9 @@
           <w:sz w:val="24"/>
           <w:szCs w:val="24"/>
           <w:shd w:val="clear" w:color="auto" w:fill="auto"/>
-        </w:rPr>
-        <w:t>-- câu 5</w:t>
+          <w:lang w:val="vi-VN"/>
+        </w:rPr>
+        <w:t>Câu 5</w:t>
       </w:r>
       <w:r>
         <w:rPr>
@@ -999,8 +1004,9 @@
           <w:sz w:val="24"/>
           <w:szCs w:val="24"/>
           <w:shd w:val="clear" w:color="auto" w:fill="auto"/>
-        </w:rPr>
-        <w:t>-- câu 6</w:t>
+          <w:lang w:val="vi-VN"/>
+        </w:rPr>
+        <w:t>Câu 6</w:t>
       </w:r>
       <w:r>
         <w:rPr>
@@ -1049,8 +1055,9 @@
           <w:sz w:val="24"/>
           <w:szCs w:val="24"/>
           <w:shd w:val="clear" w:color="auto" w:fill="auto"/>
-        </w:rPr>
-        <w:t>-- câu 7</w:t>
+          <w:lang w:val="vi-VN"/>
+        </w:rPr>
+        <w:t>Câu 7</w:t>
       </w:r>
       <w:r>
         <w:rPr>
@@ -1159,8 +1166,9 @@
           <w:sz w:val="24"/>
           <w:szCs w:val="24"/>
           <w:shd w:val="clear" w:color="auto" w:fill="auto"/>
-        </w:rPr>
-        <w:t>-- câu 8</w:t>
+          <w:lang w:val="vi-VN"/>
+        </w:rPr>
+        <w:t>Câu 8</w:t>
       </w:r>
       <w:r>
         <w:rPr>
@@ -1209,8 +1217,9 @@
           <w:sz w:val="24"/>
           <w:szCs w:val="24"/>
           <w:shd w:val="clear" w:color="auto" w:fill="auto"/>
-        </w:rPr>
-        <w:t>-- câu 9</w:t>
+          <w:lang w:val="vi-VN"/>
+        </w:rPr>
+        <w:t>Câu 9</w:t>
       </w:r>
       <w:r>
         <w:rPr>
@@ -1259,8 +1268,9 @@
           <w:sz w:val="24"/>
           <w:szCs w:val="24"/>
           <w:shd w:val="clear" w:color="auto" w:fill="auto"/>
-        </w:rPr>
-        <w:t>-- câu 10</w:t>
+          <w:lang w:val="vi-VN"/>
+        </w:rPr>
+        <w:t>Câu 10</w:t>
       </w:r>
       <w:r>
         <w:rPr>
@@ -1359,18 +1369,9 @@
           <w:sz w:val="24"/>
           <w:szCs w:val="24"/>
           <w:shd w:val="clear" w:color="auto" w:fill="auto"/>
-        </w:rPr>
-        <w:br w:type="textWrapping"/>
-      </w:r>
-      <w:r>
-        <w:rPr>
-          <w:rFonts w:hint="default" w:ascii="Times New Roman" w:hAnsi="Times New Roman" w:cs="Times New Roman"/>
-          <w:color w:val="auto"/>
-          <w:sz w:val="24"/>
-          <w:szCs w:val="24"/>
-          <w:shd w:val="clear" w:color="auto" w:fill="auto"/>
-        </w:rPr>
-        <w:t>-- câu 11</w:t>
+          <w:lang w:val="vi-VN"/>
+        </w:rPr>
+        <w:t>Câu 11</w:t>
       </w:r>
       <w:r>
         <w:rPr>
@@ -1409,18 +1410,9 @@
           <w:sz w:val="24"/>
           <w:szCs w:val="24"/>
           <w:shd w:val="clear" w:color="auto" w:fill="auto"/>
-        </w:rPr>
-        <w:br w:type="textWrapping"/>
-      </w:r>
-      <w:r>
-        <w:rPr>
-          <w:rFonts w:hint="default" w:ascii="Times New Roman" w:hAnsi="Times New Roman" w:cs="Times New Roman"/>
-          <w:color w:val="auto"/>
-          <w:sz w:val="24"/>
-          <w:szCs w:val="24"/>
-          <w:shd w:val="clear" w:color="auto" w:fill="auto"/>
-        </w:rPr>
-        <w:t>-- câu 12</w:t>
+          <w:lang w:val="vi-VN"/>
+        </w:rPr>
+        <w:t>Câu 12</w:t>
       </w:r>
       <w:r>
         <w:rPr>
@@ -1499,18 +1491,9 @@
           <w:sz w:val="24"/>
           <w:szCs w:val="24"/>
           <w:shd w:val="clear" w:color="auto" w:fill="auto"/>
-        </w:rPr>
-        <w:br w:type="textWrapping"/>
-      </w:r>
-      <w:r>
-        <w:rPr>
-          <w:rFonts w:hint="default" w:ascii="Times New Roman" w:hAnsi="Times New Roman" w:cs="Times New Roman"/>
-          <w:color w:val="auto"/>
-          <w:sz w:val="24"/>
-          <w:szCs w:val="24"/>
-          <w:shd w:val="clear" w:color="auto" w:fill="auto"/>
-        </w:rPr>
-        <w:t>-- câu 13</w:t>
+          <w:lang w:val="vi-VN"/>
+        </w:rPr>
+        <w:t>Câu 13</w:t>
       </w:r>
       <w:r>
         <w:rPr>
@@ -1549,18 +1532,9 @@
           <w:sz w:val="24"/>
           <w:szCs w:val="24"/>
           <w:shd w:val="clear" w:color="auto" w:fill="auto"/>
-        </w:rPr>
-        <w:br w:type="textWrapping"/>
-      </w:r>
-      <w:r>
-        <w:rPr>
-          <w:rFonts w:hint="default" w:ascii="Times New Roman" w:hAnsi="Times New Roman" w:cs="Times New Roman"/>
-          <w:color w:val="auto"/>
-          <w:sz w:val="24"/>
-          <w:szCs w:val="24"/>
-          <w:shd w:val="clear" w:color="auto" w:fill="auto"/>
-        </w:rPr>
-        <w:t>-- câu 14</w:t>
+          <w:lang w:val="vi-VN"/>
+        </w:rPr>
+        <w:t>Câu 14</w:t>
       </w:r>
       <w:r>
         <w:rPr>
@@ -1599,18 +1573,9 @@
           <w:sz w:val="24"/>
           <w:szCs w:val="24"/>
           <w:shd w:val="clear" w:color="auto" w:fill="auto"/>
-        </w:rPr>
-        <w:br w:type="textWrapping"/>
-      </w:r>
-      <w:r>
-        <w:rPr>
-          <w:rFonts w:hint="default" w:ascii="Times New Roman" w:hAnsi="Times New Roman" w:cs="Times New Roman"/>
-          <w:color w:val="auto"/>
-          <w:sz w:val="24"/>
-          <w:szCs w:val="24"/>
-          <w:shd w:val="clear" w:color="auto" w:fill="auto"/>
-        </w:rPr>
-        <w:t>-- câu 15</w:t>
+          <w:lang w:val="vi-VN"/>
+        </w:rPr>
+        <w:t>Câu 15</w:t>
       </w:r>
       <w:r>
         <w:rPr>
@@ -1649,18 +1614,9 @@
           <w:sz w:val="24"/>
           <w:szCs w:val="24"/>
           <w:shd w:val="clear" w:color="auto" w:fill="auto"/>
-        </w:rPr>
-        <w:br w:type="textWrapping"/>
-      </w:r>
-      <w:r>
-        <w:rPr>
-          <w:rFonts w:hint="default" w:ascii="Times New Roman" w:hAnsi="Times New Roman" w:cs="Times New Roman"/>
-          <w:color w:val="auto"/>
-          <w:sz w:val="24"/>
-          <w:szCs w:val="24"/>
-          <w:shd w:val="clear" w:color="auto" w:fill="auto"/>
-        </w:rPr>
-        <w:t>-- câu 16</w:t>
+          <w:lang w:val="vi-VN"/>
+        </w:rPr>
+        <w:t>Câu 16</w:t>
       </w:r>
       <w:r>
         <w:rPr>
@@ -1819,18 +1775,9 @@
           <w:sz w:val="24"/>
           <w:szCs w:val="24"/>
           <w:shd w:val="clear" w:color="auto" w:fill="auto"/>
-        </w:rPr>
-        <w:br w:type="textWrapping"/>
-      </w:r>
-      <w:r>
-        <w:rPr>
-          <w:rFonts w:hint="default" w:ascii="Times New Roman" w:hAnsi="Times New Roman" w:cs="Times New Roman"/>
-          <w:color w:val="auto"/>
-          <w:sz w:val="24"/>
-          <w:szCs w:val="24"/>
-          <w:shd w:val="clear" w:color="auto" w:fill="auto"/>
-        </w:rPr>
-        <w:t>-- câu 17</w:t>
+          <w:lang w:val="vi-VN"/>
+        </w:rPr>
+        <w:t>Câu 17</w:t>
       </w:r>
       <w:r>
         <w:rPr>
@@ -1929,18 +1876,9 @@
           <w:sz w:val="24"/>
           <w:szCs w:val="24"/>
           <w:shd w:val="clear" w:color="auto" w:fill="auto"/>
-        </w:rPr>
-        <w:br w:type="textWrapping"/>
-      </w:r>
-      <w:r>
-        <w:rPr>
-          <w:rFonts w:hint="default" w:ascii="Times New Roman" w:hAnsi="Times New Roman" w:cs="Times New Roman"/>
-          <w:color w:val="auto"/>
-          <w:sz w:val="24"/>
-          <w:szCs w:val="24"/>
-          <w:shd w:val="clear" w:color="auto" w:fill="auto"/>
-        </w:rPr>
-        <w:t>-- câu 18</w:t>
+          <w:lang w:val="vi-VN"/>
+        </w:rPr>
+        <w:t>Câu 18</w:t>
       </w:r>
       <w:r>
         <w:rPr>
@@ -2019,18 +1957,9 @@
           <w:sz w:val="24"/>
           <w:szCs w:val="24"/>
           <w:shd w:val="clear" w:color="auto" w:fill="auto"/>
-        </w:rPr>
-        <w:br w:type="textWrapping"/>
-      </w:r>
-      <w:r>
-        <w:rPr>
-          <w:rFonts w:hint="default" w:ascii="Times New Roman" w:hAnsi="Times New Roman" w:cs="Times New Roman"/>
-          <w:color w:val="auto"/>
-          <w:sz w:val="24"/>
-          <w:szCs w:val="24"/>
-          <w:shd w:val="clear" w:color="auto" w:fill="auto"/>
-        </w:rPr>
-        <w:t>-- câu 19</w:t>
+          <w:lang w:val="vi-VN"/>
+        </w:rPr>
+        <w:t>Câu 19</w:t>
       </w:r>
       <w:r>
         <w:rPr>
@@ -2129,18 +2058,9 @@
           <w:sz w:val="24"/>
           <w:szCs w:val="24"/>
           <w:shd w:val="clear" w:color="auto" w:fill="auto"/>
-        </w:rPr>
-        <w:br w:type="textWrapping"/>
-      </w:r>
-      <w:r>
-        <w:rPr>
-          <w:rFonts w:hint="default" w:ascii="Times New Roman" w:hAnsi="Times New Roman" w:cs="Times New Roman"/>
-          <w:color w:val="auto"/>
-          <w:sz w:val="24"/>
-          <w:szCs w:val="24"/>
-          <w:shd w:val="clear" w:color="auto" w:fill="auto"/>
-        </w:rPr>
-        <w:t>-- câu 20</w:t>
+          <w:lang w:val="vi-VN"/>
+        </w:rPr>
+        <w:t>Câu 20</w:t>
       </w:r>
       <w:r>
         <w:rPr>
@@ -2209,8 +2129,9 @@
           <w:sz w:val="24"/>
           <w:szCs w:val="24"/>
           <w:shd w:val="clear" w:color="auto" w:fill="auto"/>
-        </w:rPr>
-        <w:t>-- câu 21</w:t>
+          <w:lang w:val="vi-VN"/>
+        </w:rPr>
+        <w:t>Câu 21</w:t>
       </w:r>
       <w:r>
         <w:rPr>
@@ -2319,8 +2240,9 @@
           <w:sz w:val="24"/>
           <w:szCs w:val="24"/>
           <w:shd w:val="clear" w:color="auto" w:fill="auto"/>
-        </w:rPr>
-        <w:t>-- câu 22</w:t>
+          <w:lang w:val="vi-VN"/>
+        </w:rPr>
+        <w:t>Câu 22</w:t>
       </w:r>
       <w:r>
         <w:rPr>
@@ -2389,8 +2311,9 @@
           <w:sz w:val="24"/>
           <w:szCs w:val="24"/>
           <w:shd w:val="clear" w:color="auto" w:fill="auto"/>
-        </w:rPr>
-        <w:t>-- câu 23</w:t>
+          <w:lang w:val="vi-VN"/>
+        </w:rPr>
+        <w:t>Câu 23</w:t>
       </w:r>
       <w:r>
         <w:rPr>
@@ -2499,8 +2422,9 @@
           <w:sz w:val="24"/>
           <w:szCs w:val="24"/>
           <w:shd w:val="clear" w:color="auto" w:fill="auto"/>
-        </w:rPr>
-        <w:t>-- câu 24</w:t>
+          <w:lang w:val="vi-VN"/>
+        </w:rPr>
+        <w:t>Câu 24</w:t>
       </w:r>
       <w:r>
         <w:rPr>
@@ -2539,18 +2463,9 @@
           <w:sz w:val="24"/>
           <w:szCs w:val="24"/>
           <w:shd w:val="clear" w:color="auto" w:fill="auto"/>
-        </w:rPr>
-        <w:br w:type="textWrapping"/>
-      </w:r>
-      <w:r>
-        <w:rPr>
-          <w:rFonts w:hint="default" w:ascii="Times New Roman" w:hAnsi="Times New Roman" w:cs="Times New Roman"/>
-          <w:color w:val="auto"/>
-          <w:sz w:val="24"/>
-          <w:szCs w:val="24"/>
-          <w:shd w:val="clear" w:color="auto" w:fill="auto"/>
-        </w:rPr>
-        <w:t>-- câu 25</w:t>
+          <w:lang w:val="vi-VN"/>
+        </w:rPr>
+        <w:t>Câu 25</w:t>
       </w:r>
       <w:r>
         <w:rPr>
@@ -2609,18 +2524,9 @@
           <w:sz w:val="24"/>
           <w:szCs w:val="24"/>
           <w:shd w:val="clear" w:color="auto" w:fill="auto"/>
-        </w:rPr>
-        <w:br w:type="textWrapping"/>
-      </w:r>
-      <w:r>
-        <w:rPr>
-          <w:rFonts w:hint="default" w:ascii="Times New Roman" w:hAnsi="Times New Roman" w:cs="Times New Roman"/>
-          <w:color w:val="auto"/>
-          <w:sz w:val="24"/>
-          <w:szCs w:val="24"/>
-          <w:shd w:val="clear" w:color="auto" w:fill="auto"/>
-        </w:rPr>
-        <w:t>-- câu 26</w:t>
+          <w:lang w:val="vi-VN"/>
+        </w:rPr>
+        <w:t>Câu 26</w:t>
       </w:r>
       <w:r>
         <w:rPr>
@@ -2679,18 +2585,9 @@
           <w:sz w:val="24"/>
           <w:szCs w:val="24"/>
           <w:shd w:val="clear" w:color="auto" w:fill="auto"/>
-        </w:rPr>
-        <w:br w:type="textWrapping"/>
-      </w:r>
-      <w:r>
-        <w:rPr>
-          <w:rFonts w:hint="default" w:ascii="Times New Roman" w:hAnsi="Times New Roman" w:cs="Times New Roman"/>
-          <w:color w:val="auto"/>
-          <w:sz w:val="24"/>
-          <w:szCs w:val="24"/>
-          <w:shd w:val="clear" w:color="auto" w:fill="auto"/>
-        </w:rPr>
-        <w:t>-- câu 27</w:t>
+          <w:lang w:val="vi-VN"/>
+        </w:rPr>
+        <w:t>Câu 27</w:t>
       </w:r>
       <w:r>
         <w:rPr>
@@ -2749,18 +2646,9 @@
           <w:sz w:val="24"/>
           <w:szCs w:val="24"/>
           <w:shd w:val="clear" w:color="auto" w:fill="auto"/>
-        </w:rPr>
-        <w:br w:type="textWrapping"/>
-      </w:r>
-      <w:r>
-        <w:rPr>
-          <w:rFonts w:hint="default" w:ascii="Times New Roman" w:hAnsi="Times New Roman" w:cs="Times New Roman"/>
-          <w:color w:val="auto"/>
-          <w:sz w:val="24"/>
-          <w:szCs w:val="24"/>
-          <w:shd w:val="clear" w:color="auto" w:fill="auto"/>
-        </w:rPr>
-        <w:t>-- câu 28</w:t>
+          <w:lang w:val="vi-VN"/>
+        </w:rPr>
+        <w:t>Câu 28</w:t>
       </w:r>
       <w:r>
         <w:rPr>
@@ -2819,18 +2707,9 @@
           <w:sz w:val="24"/>
           <w:szCs w:val="24"/>
           <w:shd w:val="clear" w:color="auto" w:fill="auto"/>
-        </w:rPr>
-        <w:br w:type="textWrapping"/>
-      </w:r>
-      <w:r>
-        <w:rPr>
-          <w:rFonts w:hint="default" w:ascii="Times New Roman" w:hAnsi="Times New Roman" w:cs="Times New Roman"/>
-          <w:color w:val="auto"/>
-          <w:sz w:val="24"/>
-          <w:szCs w:val="24"/>
-          <w:shd w:val="clear" w:color="auto" w:fill="auto"/>
-        </w:rPr>
-        <w:t>-- câu 29</w:t>
+          <w:lang w:val="vi-VN"/>
+        </w:rPr>
+        <w:t>Câu 29</w:t>
       </w:r>
       <w:r>
         <w:rPr>
@@ -2889,18 +2768,9 @@
           <w:sz w:val="24"/>
           <w:szCs w:val="24"/>
           <w:shd w:val="clear" w:color="auto" w:fill="auto"/>
-        </w:rPr>
-        <w:br w:type="textWrapping"/>
-      </w:r>
-      <w:r>
-        <w:rPr>
-          <w:rFonts w:hint="default" w:ascii="Times New Roman" w:hAnsi="Times New Roman" w:cs="Times New Roman"/>
-          <w:color w:val="auto"/>
-          <w:sz w:val="24"/>
-          <w:szCs w:val="24"/>
-          <w:shd w:val="clear" w:color="auto" w:fill="auto"/>
-        </w:rPr>
-        <w:t>-- câu 30</w:t>
+          <w:lang w:val="vi-VN"/>
+        </w:rPr>
+        <w:t>Câu 30</w:t>
       </w:r>
       <w:r>
         <w:rPr>
@@ -2939,18 +2809,9 @@
           <w:sz w:val="24"/>
           <w:szCs w:val="24"/>
           <w:shd w:val="clear" w:color="auto" w:fill="auto"/>
-        </w:rPr>
-        <w:br w:type="textWrapping"/>
-      </w:r>
-      <w:r>
-        <w:rPr>
-          <w:rFonts w:hint="default" w:ascii="Times New Roman" w:hAnsi="Times New Roman" w:cs="Times New Roman"/>
-          <w:color w:val="auto"/>
-          <w:sz w:val="24"/>
-          <w:szCs w:val="24"/>
-          <w:shd w:val="clear" w:color="auto" w:fill="auto"/>
-        </w:rPr>
-        <w:t>-- câu 31</w:t>
+          <w:lang w:val="vi-VN"/>
+        </w:rPr>
+        <w:t>Câu 31</w:t>
       </w:r>
       <w:r>
         <w:rPr>
@@ -2989,18 +2850,9 @@
           <w:sz w:val="24"/>
           <w:szCs w:val="24"/>
           <w:shd w:val="clear" w:color="auto" w:fill="auto"/>
-        </w:rPr>
-        <w:br w:type="textWrapping"/>
-      </w:r>
-      <w:r>
-        <w:rPr>
-          <w:rFonts w:hint="default" w:ascii="Times New Roman" w:hAnsi="Times New Roman" w:cs="Times New Roman"/>
-          <w:color w:val="auto"/>
-          <w:sz w:val="24"/>
-          <w:szCs w:val="24"/>
-          <w:shd w:val="clear" w:color="auto" w:fill="auto"/>
-        </w:rPr>
-        <w:t>-- câu 32</w:t>
+          <w:lang w:val="vi-VN"/>
+        </w:rPr>
+        <w:t>Câu 32</w:t>
       </w:r>
       <w:r>
         <w:rPr>
@@ -3079,18 +2931,9 @@
           <w:sz w:val="24"/>
           <w:szCs w:val="24"/>
           <w:shd w:val="clear" w:color="auto" w:fill="auto"/>
-        </w:rPr>
-        <w:br w:type="textWrapping"/>
-      </w:r>
-      <w:r>
-        <w:rPr>
-          <w:rFonts w:hint="default" w:ascii="Times New Roman" w:hAnsi="Times New Roman" w:cs="Times New Roman"/>
-          <w:color w:val="auto"/>
-          <w:sz w:val="24"/>
-          <w:szCs w:val="24"/>
-          <w:shd w:val="clear" w:color="auto" w:fill="auto"/>
-        </w:rPr>
-        <w:t>-- câu 33</w:t>
+          <w:lang w:val="vi-VN"/>
+        </w:rPr>
+        <w:t>Câu 33</w:t>
       </w:r>
       <w:r>
         <w:rPr>
@@ -3169,18 +3012,9 @@
           <w:sz w:val="24"/>
           <w:szCs w:val="24"/>
           <w:shd w:val="clear" w:color="auto" w:fill="auto"/>
-        </w:rPr>
-        <w:br w:type="textWrapping"/>
-      </w:r>
-      <w:r>
-        <w:rPr>
-          <w:rFonts w:hint="default" w:ascii="Times New Roman" w:hAnsi="Times New Roman" w:cs="Times New Roman"/>
-          <w:color w:val="auto"/>
-          <w:sz w:val="24"/>
-          <w:szCs w:val="24"/>
-          <w:shd w:val="clear" w:color="auto" w:fill="auto"/>
-        </w:rPr>
-        <w:t>-- câu 34</w:t>
+          <w:lang w:val="vi-VN"/>
+        </w:rPr>
+        <w:t>Câu 34</w:t>
       </w:r>
       <w:r>
         <w:rPr>
@@ -3219,18 +3053,9 @@
           <w:sz w:val="24"/>
           <w:szCs w:val="24"/>
           <w:shd w:val="clear" w:color="auto" w:fill="auto"/>
-        </w:rPr>
-        <w:br w:type="textWrapping"/>
-      </w:r>
-      <w:r>
-        <w:rPr>
-          <w:rFonts w:hint="default" w:ascii="Times New Roman" w:hAnsi="Times New Roman" w:cs="Times New Roman"/>
-          <w:color w:val="auto"/>
-          <w:sz w:val="24"/>
-          <w:szCs w:val="24"/>
-          <w:shd w:val="clear" w:color="auto" w:fill="auto"/>
-        </w:rPr>
-        <w:t>-- câu 35</w:t>
+          <w:lang w:val="vi-VN"/>
+        </w:rPr>
+        <w:t>Câu 35</w:t>
       </w:r>
       <w:r>
         <w:rPr>
@@ -3289,18 +3114,9 @@
           <w:sz w:val="24"/>
           <w:szCs w:val="24"/>
           <w:shd w:val="clear" w:color="auto" w:fill="auto"/>
-        </w:rPr>
-        <w:br w:type="textWrapping"/>
-      </w:r>
-      <w:r>
-        <w:rPr>
-          <w:rFonts w:hint="default" w:ascii="Times New Roman" w:hAnsi="Times New Roman" w:cs="Times New Roman"/>
-          <w:color w:val="auto"/>
-          <w:sz w:val="24"/>
-          <w:szCs w:val="24"/>
-          <w:shd w:val="clear" w:color="auto" w:fill="auto"/>
-        </w:rPr>
-        <w:t>-- câu 36</w:t>
+          <w:lang w:val="vi-VN"/>
+        </w:rPr>
+        <w:t>Câu 36</w:t>
       </w:r>
       <w:r>
         <w:rPr>
@@ -3339,18 +3155,9 @@
           <w:sz w:val="24"/>
           <w:szCs w:val="24"/>
           <w:shd w:val="clear" w:color="auto" w:fill="auto"/>
-        </w:rPr>
-        <w:br w:type="textWrapping"/>
-      </w:r>
-      <w:r>
-        <w:rPr>
-          <w:rFonts w:hint="default" w:ascii="Times New Roman" w:hAnsi="Times New Roman" w:cs="Times New Roman"/>
-          <w:color w:val="auto"/>
-          <w:sz w:val="24"/>
-          <w:szCs w:val="24"/>
-          <w:shd w:val="clear" w:color="auto" w:fill="auto"/>
-        </w:rPr>
-        <w:t>-- câu 37</w:t>
+          <w:lang w:val="vi-VN"/>
+        </w:rPr>
+        <w:t>Câu 37</w:t>
       </w:r>
       <w:r>
         <w:rPr>
@@ -3389,18 +3196,9 @@
           <w:sz w:val="24"/>
           <w:szCs w:val="24"/>
           <w:shd w:val="clear" w:color="auto" w:fill="auto"/>
-        </w:rPr>
-        <w:br w:type="textWrapping"/>
-      </w:r>
-      <w:r>
-        <w:rPr>
-          <w:rFonts w:hint="default" w:ascii="Times New Roman" w:hAnsi="Times New Roman" w:cs="Times New Roman"/>
-          <w:color w:val="auto"/>
-          <w:sz w:val="24"/>
-          <w:szCs w:val="24"/>
-          <w:shd w:val="clear" w:color="auto" w:fill="auto"/>
-        </w:rPr>
-        <w:t>-- câu 38</w:t>
+          <w:lang w:val="vi-VN"/>
+        </w:rPr>
+        <w:t>Câu 38</w:t>
       </w:r>
       <w:r>
         <w:rPr>
@@ -3452,6 +3250,38 @@
         </w:rPr>
         <w:br w:type="textWrapping"/>
       </w:r>
+    </w:p>
+    <w:p>
+      <w:pPr>
+        <w:rPr>
+          <w:rFonts w:hint="default" w:ascii="Times New Roman" w:hAnsi="Times New Roman" w:cs="Times New Roman"/>
+          <w:color w:val="auto"/>
+          <w:sz w:val="24"/>
+          <w:szCs w:val="24"/>
+          <w:shd w:val="clear" w:color="auto" w:fill="auto"/>
+        </w:rPr>
+      </w:pPr>
+      <w:r>
+        <w:rPr>
+          <w:rFonts w:hint="default" w:ascii="Times New Roman" w:hAnsi="Times New Roman" w:cs="Times New Roman"/>
+          <w:color w:val="auto"/>
+          <w:sz w:val="24"/>
+          <w:szCs w:val="24"/>
+          <w:shd w:val="clear" w:color="auto" w:fill="auto"/>
+        </w:rPr>
+        <w:br w:type="page"/>
+      </w:r>
+    </w:p>
+    <w:p>
+      <w:pPr>
+        <w:rPr>
+          <w:rFonts w:hint="default" w:ascii="Times New Roman" w:hAnsi="Times New Roman" w:cs="Times New Roman"/>
+          <w:color w:val="auto"/>
+          <w:sz w:val="24"/>
+          <w:szCs w:val="24"/>
+          <w:shd w:val="clear" w:color="auto" w:fill="auto"/>
+        </w:rPr>
+      </w:pPr>
     </w:p>
     <w:p>
       <w:pPr>
@@ -3471,8 +3301,19 @@
           <w:sz w:val="24"/>
           <w:szCs w:val="24"/>
           <w:shd w:val="clear" w:color="auto" w:fill="auto"/>
-        </w:rPr>
-        <w:t>phần 3: tạo 2 cơ sở dữ liệu</w:t>
+          <w:lang w:val="vi-VN"/>
+        </w:rPr>
+        <w:t>P</w:t>
+      </w:r>
+      <w:r>
+        <w:rPr>
+          <w:rFonts w:hint="default" w:ascii="Times New Roman" w:hAnsi="Times New Roman" w:cs="Times New Roman"/>
+          <w:color w:val="auto"/>
+          <w:sz w:val="24"/>
+          <w:szCs w:val="24"/>
+          <w:shd w:val="clear" w:color="auto" w:fill="auto"/>
+        </w:rPr>
+        <w:t>hần 3: tạo 2 cơ sở dữ liệu</w:t>
       </w:r>
     </w:p>
     <w:p>
@@ -5028,7 +4869,7 @@
       <mc:AlternateContent>
         <mc:Choice Requires="wps">
           <w:drawing>
-            <wp:anchor distT="0" distB="0" distL="114300" distR="114300" simplePos="0" relativeHeight="251660288" behindDoc="0" locked="0" layoutInCell="1" allowOverlap="1">
+            <wp:anchor distT="0" distB="0" distL="114300" distR="114300" simplePos="0" relativeHeight="251659264" behindDoc="0" locked="0" layoutInCell="1" allowOverlap="1">
               <wp:simplePos x="0" y="0"/>
               <wp:positionH relativeFrom="margin">
                 <wp:align>right</wp:align>
@@ -5107,7 +4948,7 @@
         </mc:Choice>
         <mc:Fallback>
           <w:pict>
-            <v:shape id="_x0000_s1026" o:spid="_x0000_s1026" o:spt="202" type="#_x0000_t202" style="position:absolute;left:0pt;margin-top:0pt;height:144pt;width:144pt;mso-position-horizontal:right;mso-position-horizontal-relative:margin;mso-wrap-style:none;z-index:251660288;mso-width-relative:page;mso-height-relative:page;" filled="f" stroked="f" coordsize="21600,21600" o:gfxdata="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">
+            <v:shape id="_x0000_s1026" o:spid="_x0000_s1026" o:spt="202" type="#_x0000_t202" style="position:absolute;left:0pt;margin-top:0pt;height:144pt;width:144pt;mso-position-horizontal:right;mso-position-horizontal-relative:margin;mso-wrap-style:none;z-index:251659264;mso-width-relative:page;mso-height-relative:page;" filled="f" stroked="f" coordsize="21600,21600" o:gfxdata="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">
               <v:fill on="f" focussize="0,0"/>
               <v:stroke on="f" weight="0.5pt"/>
               <v:imagedata o:title=""/>
